--- a/odevler/dosyalar/9.docx
+++ b/odevler/dosyalar/9.docx
@@ -988,15 +988,7 @@
           <w:sz w:val="24"/>
           <w:szCs w:val="24"/>
         </w:rPr>
-        <w:t>Hangi nöral kaynaklar ölçüm yöntemlerine daha duyarlı</w:t>
-      </w:r>
-      <w:r>
-        <w:rPr>
-          <w:color w:val="111827"/>
-          <w:sz w:val="24"/>
-          <w:szCs w:val="24"/>
-        </w:rPr>
-        <w:t>?</w:t>
+        <w:t>Hangi nöral kaynaklar ölçüm yöntemlerine daha duyarlı?</w:t>
       </w:r>
     </w:p>
     <w:p>
@@ -1151,6 +1143,7 @@
       <w:pPr>
         <w:widowControl w:val="0"/>
         <w:spacing w:before="240" w:after="240" w:line="360" w:lineRule="auto"/>
+        <w:ind w:firstLine="720"/>
         <w:jc w:val="both"/>
         <w:rPr>
           <w:color w:val="111827"/>
@@ -1351,10 +1344,8 @@
         <w:spacing w:before="240" w:after="240" w:line="360" w:lineRule="auto"/>
         <w:jc w:val="both"/>
         <w:rPr>
-          <w:bCs/>
-          <w:sz w:val="24"/>
-          <w:szCs w:val="24"/>
-          <w:lang w:val="tr-TR"/>
+          <w:sz w:val="24"/>
+          <w:szCs w:val="24"/>
         </w:rPr>
       </w:pPr>
       <w:r>
@@ -1371,69 +1362,7 @@
           <w:sz w:val="24"/>
           <w:szCs w:val="24"/>
         </w:rPr>
-        <w:t xml:space="preserve">Söz konusu çalışma, dinleme çabasını tek boyutlu bir olgu yerine çok boyutlu bir bilişsel yapı olarak ele alması bakımından alan yazınına önemli bir kuramsal katkı sunmaktadır. Araştırmada </w:t>
-      </w:r>
-      <w:proofErr w:type="spellStart"/>
-      <w:r>
-        <w:rPr>
-          <w:sz w:val="24"/>
-          <w:szCs w:val="24"/>
-        </w:rPr>
-        <w:t>pupillometri</w:t>
-      </w:r>
-      <w:proofErr w:type="spellEnd"/>
-      <w:r>
-        <w:rPr>
-          <w:sz w:val="24"/>
-          <w:szCs w:val="24"/>
-        </w:rPr>
-        <w:t xml:space="preserve"> ve EEG’nin eşzamanlı kullanılması, dinleme çabasının bellek ve dikkat gibi farklı bilişsel kaynaklar üzerinden ayrıştırılmasına olanak tanıyarak alan yazınındaki ölçüm çeşitliliğini deneysel bir veriyle ele almaktadır. RAVLT ve TAIL gibi geçerliği kanıtlanmış standart testlerin kullanımı ile analizlerde temel çizgi (</w:t>
-      </w:r>
-      <w:proofErr w:type="spellStart"/>
-      <w:r>
-        <w:rPr>
-          <w:sz w:val="24"/>
-          <w:szCs w:val="24"/>
-        </w:rPr>
-        <w:t>baseline</w:t>
-      </w:r>
-      <w:proofErr w:type="spellEnd"/>
-      <w:r>
-        <w:rPr>
-          <w:sz w:val="24"/>
-          <w:szCs w:val="24"/>
-        </w:rPr>
-        <w:t xml:space="preserve">) ölçümlerinin esas alınması, çalışmanın yöntemsel geçerliğini ve ölçme kalitesini </w:t>
-      </w:r>
-      <w:r>
-        <w:rPr>
-          <w:sz w:val="24"/>
-          <w:szCs w:val="24"/>
-        </w:rPr>
-        <w:t>artırmıştır</w:t>
-      </w:r>
-      <w:r>
-        <w:rPr>
-          <w:sz w:val="24"/>
-          <w:szCs w:val="24"/>
-        </w:rPr>
-        <w:t xml:space="preserve">. Bu bilimsel titizlik, veri analiz sürecinde de sürdürülmüş; veriler SPSS 26 yazılımı ile sistematik bir biçimde işlenmiş ve </w:t>
-      </w:r>
-      <w:proofErr w:type="spellStart"/>
-      <w:r>
-        <w:rPr>
-          <w:sz w:val="24"/>
-          <w:szCs w:val="24"/>
-        </w:rPr>
-        <w:t>Shapiro-Wilk</w:t>
-      </w:r>
-      <w:proofErr w:type="spellEnd"/>
-      <w:r>
-        <w:rPr>
-          <w:sz w:val="24"/>
-          <w:szCs w:val="24"/>
-        </w:rPr>
-        <w:t xml:space="preserve"> testi aracılığıyla normallik kontrolleri yapılarak kullanılan istatistiksel yöntemlerin geçerliliği güvence altına alınmıştır.</w:t>
+        <w:t xml:space="preserve">Söz konusu çalışma, dinleme çabasını tek boyutlu bir olgu yerine çok boyutlu bir bilişsel yapı olarak ele alması bakımından alan yazınına önemli bir kuramsal katkı sunmaktadır. </w:t>
       </w:r>
     </w:p>
     <w:p>
@@ -1445,6 +1374,7 @@
         <w:spacing w:before="240" w:after="240" w:line="360" w:lineRule="auto"/>
         <w:jc w:val="both"/>
         <w:rPr>
+          <w:bCs/>
           <w:sz w:val="24"/>
           <w:szCs w:val="24"/>
           <w:lang w:val="tr-TR"/>
@@ -1455,7 +1385,14 @@
           <w:sz w:val="24"/>
           <w:szCs w:val="24"/>
         </w:rPr>
-        <w:t>Araştırma sorularının bilişsel bileşenleri ayırt etmeye yönelik tasarımı ile çok yöntemli deneysel tasarım arasındaki yüksek uyum, özellikle zorlayıcı dinleme koşullarının (6 ve 16 kanallı gürültü-</w:t>
+        <w:tab/>
+      </w:r>
+      <w:r>
+        <w:rPr>
+          <w:sz w:val="24"/>
+          <w:szCs w:val="24"/>
+        </w:rPr>
+        <w:t xml:space="preserve">Araştırmada </w:t>
       </w:r>
       <w:proofErr w:type="spellStart"/>
       <w:r>
@@ -1463,7 +1400,7 @@
           <w:sz w:val="24"/>
           <w:szCs w:val="24"/>
         </w:rPr>
-        <w:t>vokoder</w:t>
+        <w:t>pupillometri</w:t>
       </w:r>
       <w:proofErr w:type="spellEnd"/>
       <w:r>
@@ -1471,7 +1408,7 @@
           <w:sz w:val="24"/>
           <w:szCs w:val="24"/>
         </w:rPr>
-        <w:t xml:space="preserve"> stimülasyonu) sistematik manipülasyonu sayesinde neden-sonuç ilişkilerinin aşamalı bir şekilde test edilmesini sağlamıştır. Farklı koşullar arasındaki ortalama değişikliklerin belirlenmesinde tekrarlı ölçümler ANOVA testinden yararlanılmış, çoklu karşılaştırmalarda ise </w:t>
+        <w:t xml:space="preserve"> ve EEG’nin eşzamanlı kullanılması, dinleme çabasının bellek ve dikkat gibi farklı bilişsel kaynaklar üzerinden ayrıştırılmasına olanak tanıyarak alan yazınındaki ölçüm çeşitliliğini deneysel bir veriyle ele almaktadır. RAVLT ve TAIL gibi geçerliği kanıtlanmış standart testlerin kullanımı ile analizlerde temel çizgi (</w:t>
       </w:r>
       <w:proofErr w:type="spellStart"/>
       <w:r>
@@ -1479,7 +1416,7 @@
           <w:sz w:val="24"/>
           <w:szCs w:val="24"/>
         </w:rPr>
-        <w:t>Bonferroni</w:t>
+        <w:t>baseline</w:t>
       </w:r>
       <w:proofErr w:type="spellEnd"/>
       <w:r>
@@ -1487,7 +1424,21 @@
           <w:sz w:val="24"/>
           <w:szCs w:val="24"/>
         </w:rPr>
-        <w:t xml:space="preserve"> düzeltmesi uygulanarak yanlış pozitif sonuçların önüne geçilmiştir. Ayrıca değişkenler arasındaki karmaşık etkileşimlerin ve ilişkilerin </w:t>
+        <w:t xml:space="preserve">) ölçümlerinin esas alınması, çalışmanın yöntemsel geçerliğini ve ölçme kalitesini </w:t>
+      </w:r>
+      <w:r>
+        <w:rPr>
+          <w:sz w:val="24"/>
+          <w:szCs w:val="24"/>
+        </w:rPr>
+        <w:t>artırmıştır</w:t>
+      </w:r>
+      <w:r>
+        <w:rPr>
+          <w:sz w:val="24"/>
+          <w:szCs w:val="24"/>
+        </w:rPr>
+        <w:t xml:space="preserve">. Bu bilimsel titizlik, veri analiz sürecinde de sürdürülmüş; veriler SPSS 26 yazılımı ile sistematik bir biçimde işlenmiş ve </w:t>
       </w:r>
       <w:proofErr w:type="spellStart"/>
       <w:r>
@@ -1495,7 +1446,7 @@
           <w:sz w:val="24"/>
           <w:szCs w:val="24"/>
         </w:rPr>
-        <w:t>Pearson</w:t>
+        <w:t>Shapiro-Wilk</w:t>
       </w:r>
       <w:proofErr w:type="spellEnd"/>
       <w:r>
@@ -1503,61 +1454,7 @@
           <w:sz w:val="24"/>
           <w:szCs w:val="24"/>
         </w:rPr>
-        <w:t xml:space="preserve"> korelasyon analizi ile incelenmesi, çalışmanın yapı geçerliliğini ve bulguların nesnelliğini pekiştirmiştir. Özellikle bellek performansının (RAVLT) </w:t>
-      </w:r>
-      <w:proofErr w:type="spellStart"/>
-      <w:r>
-        <w:rPr>
-          <w:sz w:val="24"/>
-          <w:szCs w:val="24"/>
-        </w:rPr>
-        <w:t>pupillometri</w:t>
-      </w:r>
-      <w:proofErr w:type="spellEnd"/>
-      <w:r>
-        <w:rPr>
-          <w:sz w:val="24"/>
-          <w:szCs w:val="24"/>
-        </w:rPr>
-        <w:t xml:space="preserve"> verileriyle, işitsel dikkat becerilerinin (TAIL) ise EEG alfa bandı değişimleriyle eşleştirilmesi, çalışmanın tüm bölümlerinde sergilenen yüksek iç tutarlılığı </w:t>
-      </w:r>
-      <w:r>
-        <w:rPr>
-          <w:sz w:val="24"/>
-          <w:szCs w:val="24"/>
-        </w:rPr>
-        <w:t>yansıtmıştır</w:t>
-      </w:r>
-      <w:r>
-        <w:rPr>
-          <w:sz w:val="24"/>
-          <w:szCs w:val="24"/>
-        </w:rPr>
-        <w:t xml:space="preserve">. Kademeli doğrusal regresyon analizleri, en zor dinleme koşulunda (506) kısa ve uzun süreli belleğin göz bebeği çapındaki değişimi, istemsiz dikkatin (IO) ise EEG alfa gücündeki değişimi en güçlü şekilde </w:t>
-      </w:r>
-      <w:proofErr w:type="spellStart"/>
-      <w:r>
-        <w:rPr>
-          <w:sz w:val="24"/>
-          <w:szCs w:val="24"/>
-        </w:rPr>
-        <w:t>yordadığını</w:t>
-      </w:r>
-      <w:proofErr w:type="spellEnd"/>
-      <w:r>
-        <w:rPr>
-          <w:sz w:val="24"/>
-          <w:szCs w:val="24"/>
-        </w:rPr>
-        <w:t xml:space="preserve"> kanıtlamıştır.</w:t>
-      </w:r>
-      <w:r>
-        <w:rPr>
-          <w:sz w:val="24"/>
-          <w:szCs w:val="24"/>
-          <w:lang w:val="tr-TR"/>
-        </w:rPr>
-        <w:t xml:space="preserve"> </w:t>
+        <w:t xml:space="preserve"> testi aracılığıyla normallik kontrolleri yapılarak kullanılan istatistiksel yöntemlerin geçerliliği güvence altına alınmıştır.</w:t>
       </w:r>
     </w:p>
     <w:p>
@@ -1569,95 +1466,126 @@
         <w:spacing w:before="240" w:after="240" w:line="360" w:lineRule="auto"/>
         <w:jc w:val="both"/>
         <w:rPr>
-          <w:bCs/>
-          <w:sz w:val="24"/>
-          <w:szCs w:val="24"/>
-        </w:rPr>
-      </w:pPr>
-      <w:r>
-        <w:rPr>
-          <w:bCs/>
-          <w:sz w:val="24"/>
-          <w:szCs w:val="24"/>
-        </w:rPr>
-        <w:t>Ancak araştırmanın katılımcı profilini yalnızca normal işitmeye sahip genç yetişkinlerle (19-29 yaş) sınırlı tutması, bulguların</w:t>
-      </w:r>
-      <w:r>
-        <w:rPr>
-          <w:bCs/>
-          <w:sz w:val="24"/>
-          <w:szCs w:val="24"/>
+          <w:sz w:val="24"/>
+          <w:szCs w:val="24"/>
+          <w:lang w:val="tr-TR"/>
+        </w:rPr>
+      </w:pPr>
+      <w:r>
+        <w:rPr>
+          <w:sz w:val="24"/>
+          <w:szCs w:val="24"/>
+        </w:rPr>
+        <w:tab/>
+      </w:r>
+      <w:r>
+        <w:rPr>
+          <w:sz w:val="24"/>
+          <w:szCs w:val="24"/>
+        </w:rPr>
+        <w:t>Araştırma sorularının bilişsel bileşenleri ayırt etmeye yönelik tasarımı ile çok yöntemli deneysel tasarım arasındaki yüksek uyum, özellikle zorlayıcı dinleme koşullarının (6 ve 16 kanallı gürültü-</w:t>
+      </w:r>
+      <w:proofErr w:type="spellStart"/>
+      <w:r>
+        <w:rPr>
+          <w:sz w:val="24"/>
+          <w:szCs w:val="24"/>
+        </w:rPr>
+        <w:t>vokoder</w:t>
+      </w:r>
+      <w:proofErr w:type="spellEnd"/>
+      <w:r>
+        <w:rPr>
+          <w:sz w:val="24"/>
+          <w:szCs w:val="24"/>
+        </w:rPr>
+        <w:t xml:space="preserve"> stimülasyonu) sistematik manipülasyonu sayesinde neden-sonuç ilişkilerinin aşamalı bir şekilde test edilmesini sağlamıştır. Farklı koşullar arasındaki ortalama değişikliklerin belirlenmesinde tekrarlı ölçümler ANOVA testinden yararlanılmış, çoklu karşılaştırmalarda ise </w:t>
+      </w:r>
+      <w:proofErr w:type="spellStart"/>
+      <w:r>
+        <w:rPr>
+          <w:sz w:val="24"/>
+          <w:szCs w:val="24"/>
+        </w:rPr>
+        <w:t>Bonferroni</w:t>
+      </w:r>
+      <w:proofErr w:type="spellEnd"/>
+      <w:r>
+        <w:rPr>
+          <w:sz w:val="24"/>
+          <w:szCs w:val="24"/>
+        </w:rPr>
+        <w:t xml:space="preserve"> düzeltmesi uygulanarak yanlış pozitif sonuçların önüne geçilmiştir. Ayrıca değişkenler arasındaki karmaşık etkileşimlerin ve ilişkilerin </w:t>
+      </w:r>
+      <w:proofErr w:type="spellStart"/>
+      <w:r>
+        <w:rPr>
+          <w:sz w:val="24"/>
+          <w:szCs w:val="24"/>
+        </w:rPr>
+        <w:t>Pearson</w:t>
+      </w:r>
+      <w:proofErr w:type="spellEnd"/>
+      <w:r>
+        <w:rPr>
+          <w:sz w:val="24"/>
+          <w:szCs w:val="24"/>
+        </w:rPr>
+        <w:t xml:space="preserve"> korelasyon analizi ile incelenmesi, çalışmanın yapı geçerliliğini ve bulguların nesnelliğini pekiştirmiştir. Özellikle bellek performansının (RAVLT) </w:t>
+      </w:r>
+      <w:proofErr w:type="spellStart"/>
+      <w:r>
+        <w:rPr>
+          <w:sz w:val="24"/>
+          <w:szCs w:val="24"/>
+        </w:rPr>
+        <w:t>pupillometri</w:t>
+      </w:r>
+      <w:proofErr w:type="spellEnd"/>
+      <w:r>
+        <w:rPr>
+          <w:sz w:val="24"/>
+          <w:szCs w:val="24"/>
+        </w:rPr>
+        <w:t xml:space="preserve"> verileriyle, işitsel dikkat becerilerinin (TAIL) ise EEG alfa bandı değişimleriyle eşleştirilmesi, çalışmanın tüm bölümlerinde sergilenen yüksek iç tutarlılığı </w:t>
+      </w:r>
+      <w:r>
+        <w:rPr>
+          <w:sz w:val="24"/>
+          <w:szCs w:val="24"/>
+        </w:rPr>
+        <w:t>yansıtmıştır</w:t>
+      </w:r>
+      <w:r>
+        <w:rPr>
+          <w:sz w:val="24"/>
+          <w:szCs w:val="24"/>
+        </w:rPr>
+        <w:t xml:space="preserve">. Kademeli doğrusal regresyon analizleri, en zor dinleme koşulunda (506) kısa ve uzun süreli belleğin göz bebeği çapındaki değişimi, istemsiz dikkatin (IO) ise EEG alfa gücündeki değişimi en güçlü şekilde </w:t>
+      </w:r>
+      <w:proofErr w:type="spellStart"/>
+      <w:r>
+        <w:rPr>
+          <w:sz w:val="24"/>
+          <w:szCs w:val="24"/>
+        </w:rPr>
+        <w:t>yordadığını</w:t>
+      </w:r>
+      <w:proofErr w:type="spellEnd"/>
+      <w:r>
+        <w:rPr>
+          <w:sz w:val="24"/>
+          <w:szCs w:val="24"/>
+        </w:rPr>
+        <w:t xml:space="preserve"> kanıtlamıştır.</w:t>
+      </w:r>
+      <w:r>
+        <w:rPr>
+          <w:sz w:val="24"/>
+          <w:szCs w:val="24"/>
+          <w:lang w:val="tr-TR"/>
         </w:rPr>
         <w:t xml:space="preserve"> </w:t>
-      </w:r>
-      <w:r>
-        <w:rPr>
-          <w:bCs/>
-          <w:sz w:val="24"/>
-          <w:szCs w:val="24"/>
-        </w:rPr>
-        <w:t xml:space="preserve">genellenebilirliğini kısıtlayan bir unsurdur. Benzer şekilde, kullanılan Türkçe Matriks Testi bilişsel yükü artırmak için uygun olsa da gerçek yaşamdaki bağlamsal ve pragmatik süreçleri tam olarak temsil edemediğinden ekolojik geçerliliği sınırlamaktadır. Davranışsal ölçümlerden biri olan tepki süresinin (RT) dört farklı zorluk seviyesinde de anlamlı bir </w:t>
-      </w:r>
-      <w:proofErr w:type="spellStart"/>
-      <w:r>
-        <w:rPr>
-          <w:bCs/>
-          <w:sz w:val="24"/>
-          <w:szCs w:val="24"/>
-        </w:rPr>
-        <w:t>yordayıcı</w:t>
-      </w:r>
-      <w:proofErr w:type="spellEnd"/>
-      <w:r>
-        <w:rPr>
-          <w:bCs/>
-          <w:sz w:val="24"/>
-          <w:szCs w:val="24"/>
-        </w:rPr>
-        <w:t xml:space="preserve"> model </w:t>
-      </w:r>
-      <w:r>
-        <w:rPr>
-          <w:bCs/>
-          <w:sz w:val="24"/>
-          <w:szCs w:val="24"/>
-        </w:rPr>
-        <w:lastRenderedPageBreak/>
-        <w:t xml:space="preserve">sunamaması ve ayrıştırıcı gücünün zayıf kalması, </w:t>
-      </w:r>
-      <w:r>
-        <w:rPr>
-          <w:bCs/>
-          <w:sz w:val="24"/>
-          <w:szCs w:val="24"/>
-        </w:rPr>
-        <w:t>araştırmacılarla</w:t>
-      </w:r>
-      <w:r>
-        <w:rPr>
-          <w:bCs/>
-          <w:sz w:val="24"/>
-          <w:szCs w:val="24"/>
-        </w:rPr>
-        <w:t xml:space="preserve"> da bir sınırlılık olarak kabul edilmiş ve gelecekteki çalışmalar için farklı davranışsal tasarımlar önerilmiştir. Ayrıca öznel öz-bildirim ölçeklerinin eksikliği ve EEG analizinin sadece </w:t>
-      </w:r>
-      <w:proofErr w:type="spellStart"/>
-      <w:r>
-        <w:rPr>
-          <w:bCs/>
-          <w:sz w:val="24"/>
-          <w:szCs w:val="24"/>
-        </w:rPr>
-        <w:t>parietal</w:t>
-      </w:r>
-      <w:proofErr w:type="spellEnd"/>
-      <w:r>
-        <w:rPr>
-          <w:bCs/>
-          <w:sz w:val="24"/>
-          <w:szCs w:val="24"/>
-        </w:rPr>
-        <w:t xml:space="preserve"> bölgedeki alfa bandı ile sınırlı tutulması, dinleme çabasının tüm yönleriyle haritalanmasını engellemiştir. </w:t>
       </w:r>
     </w:p>
     <w:p>
@@ -1672,9 +1600,125 @@
           <w:bCs/>
           <w:sz w:val="24"/>
           <w:szCs w:val="24"/>
+        </w:rPr>
+      </w:pPr>
+      <w:r>
+        <w:rPr>
+          <w:bCs/>
+          <w:sz w:val="24"/>
+          <w:szCs w:val="24"/>
+        </w:rPr>
+        <w:tab/>
+      </w:r>
+      <w:r>
+        <w:rPr>
+          <w:bCs/>
+          <w:sz w:val="24"/>
+          <w:szCs w:val="24"/>
+        </w:rPr>
+        <w:t>Ancak araştırmanın katılımcı profilini yalnızca normal işitmeye sahip genç yetişkinlerle (19-29 yaş) sınırlı tutması, bulguların</w:t>
+      </w:r>
+      <w:r>
+        <w:rPr>
+          <w:bCs/>
+          <w:sz w:val="24"/>
+          <w:szCs w:val="24"/>
+        </w:rPr>
+        <w:t xml:space="preserve"> </w:t>
+      </w:r>
+      <w:r>
+        <w:rPr>
+          <w:bCs/>
+          <w:sz w:val="24"/>
+          <w:szCs w:val="24"/>
+        </w:rPr>
+        <w:t xml:space="preserve">genellenebilirliğini kısıtlayan bir unsurdur. Benzer şekilde, kullanılan Türkçe Matriks Testi bilişsel yükü artırmak için uygun olsa da gerçek yaşamdaki bağlamsal ve pragmatik süreçleri tam olarak temsil edemediğinden ekolojik geçerliliği sınırlamaktadır. Davranışsal ölçümlerden biri olan </w:t>
+      </w:r>
+      <w:r>
+        <w:rPr>
+          <w:bCs/>
+          <w:sz w:val="24"/>
+          <w:szCs w:val="24"/>
+        </w:rPr>
+        <w:lastRenderedPageBreak/>
+        <w:t xml:space="preserve">tepki süresinin (RT) dört farklı zorluk seviyesinde de anlamlı bir </w:t>
+      </w:r>
+      <w:proofErr w:type="spellStart"/>
+      <w:r>
+        <w:rPr>
+          <w:bCs/>
+          <w:sz w:val="24"/>
+          <w:szCs w:val="24"/>
+        </w:rPr>
+        <w:t>yordayıcı</w:t>
+      </w:r>
+      <w:proofErr w:type="spellEnd"/>
+      <w:r>
+        <w:rPr>
+          <w:bCs/>
+          <w:sz w:val="24"/>
+          <w:szCs w:val="24"/>
+        </w:rPr>
+        <w:t xml:space="preserve"> model sunamaması ve ayrıştırıcı gücünün zayıf kalması, </w:t>
+      </w:r>
+      <w:r>
+        <w:rPr>
+          <w:bCs/>
+          <w:sz w:val="24"/>
+          <w:szCs w:val="24"/>
+        </w:rPr>
+        <w:t>araştırmacılarla</w:t>
+      </w:r>
+      <w:r>
+        <w:rPr>
+          <w:bCs/>
+          <w:sz w:val="24"/>
+          <w:szCs w:val="24"/>
+        </w:rPr>
+        <w:t xml:space="preserve"> da bir sınırlılık olarak kabul edilmiş ve gelecekteki çalışmalar için farklı davranışsal tasarımlar önerilmiştir. Ayrıca öznel öz-bildirim ölçeklerinin eksikliği ve EEG analizinin sadece </w:t>
+      </w:r>
+      <w:proofErr w:type="spellStart"/>
+      <w:r>
+        <w:rPr>
+          <w:bCs/>
+          <w:sz w:val="24"/>
+          <w:szCs w:val="24"/>
+        </w:rPr>
+        <w:t>parietal</w:t>
+      </w:r>
+      <w:proofErr w:type="spellEnd"/>
+      <w:r>
+        <w:rPr>
+          <w:bCs/>
+          <w:sz w:val="24"/>
+          <w:szCs w:val="24"/>
+        </w:rPr>
+        <w:t xml:space="preserve"> bölgedeki alfa bandı ile sınırlı tutulması, dinleme çabasının tüm yönleriyle haritalanmasını engellemiştir. </w:t>
+      </w:r>
+    </w:p>
+    <w:p>
+      <w:pPr>
+        <w:widowControl w:val="0"/>
+        <w:tabs>
+          <w:tab w:val="num" w:pos="720"/>
+        </w:tabs>
+        <w:spacing w:before="240" w:after="240" w:line="360" w:lineRule="auto"/>
+        <w:jc w:val="both"/>
+        <w:rPr>
+          <w:bCs/>
+          <w:sz w:val="24"/>
+          <w:szCs w:val="24"/>
           <w:lang w:val="tr-TR"/>
         </w:rPr>
       </w:pPr>
+      <w:r>
+        <w:rPr>
+          <w:bCs/>
+          <w:sz w:val="24"/>
+          <w:szCs w:val="24"/>
+        </w:rPr>
+        <w:tab/>
+      </w:r>
       <w:r>
         <w:rPr>
           <w:bCs/>
@@ -3727,6 +3771,7 @@
   <w:style w:type="character" w:default="1" w:styleId="VarsaylanParagrafYazTipi">
     <w:name w:val="Default Paragraph Font"/>
     <w:uiPriority w:val="1"/>
+    <w:semiHidden/>
     <w:unhideWhenUsed/>
   </w:style>
   <w:style w:type="table" w:default="1" w:styleId="NormalTablo">
